--- a/policies/build/masters/PSQ.3_v2_master.docx
+++ b/policies/build/masters/PSQ.3_v2_master.docx
@@ -11,40 +11,25 @@
         <w:rPr>
           <w:b/>
           <w:bCs/>
+          <w:sz w:val="28"/>
+          <w:szCs w:val="28"/>
+        </w:rPr>
+        <w:t>Policy on Clinical Audit and Quality Improvement Programmes</w:t>
+      </w:r>
+    </w:p>
+    <w:p>
+      <w:pPr>
+        <w:spacing w:after="60"/>
+        <w:jc w:val="center"/>
+      </w:pPr>
+      <w:r>
+        <w:rPr>
+          <w:b/>
+          <w:bCs/>
           <w:sz w:val="32"/>
           <w:szCs w:val="32"/>
         </w:rPr>
         <w:t xml:space="preserve">«Hospital Name»</w:t>
-      </w:r>
-    </w:p>
-    <w:p>
-      <w:pPr>
-        <w:spacing w:after="60"/>
-        <w:jc w:val="center"/>
-      </w:pPr>
-      <w:r>
-        <w:rPr>
-          <w:b/>
-          <w:bCs/>
-          <w:sz w:val="28"/>
-          <w:szCs w:val="28"/>
-        </w:rPr>
-        <w:t xml:space="preserve">Clinical Audit and Quality Improvement Programmes</w:t>
-      </w:r>
-    </w:p>
-    <w:p>
-      <w:pPr>
-        <w:spacing w:after="240"/>
-        <w:jc w:val="center"/>
-      </w:pPr>
-      <w:r>
-        <w:rPr>
-          <w:i/>
-          <w:iCs/>
-          <w:sz w:val="20"/>
-          <w:szCs w:val="20"/>
-        </w:rPr>
-        <w:t xml:space="preserve">Clinical audit and quality improvement in day-to-day practice.</w:t>
       </w:r>
     </w:p>
     <w:p>
@@ -2354,156 +2339,6 @@
         <w:t xml:space="preserve">The Nursing Superintendent holds signed acknowledgements with the induction record.</w:t>
       </w:r>
     </w:p>
-    <w:p>
-      <w:pPr>
-        <w:pStyle w:val="Heading1"/>
-        <w:spacing w:after="120" w:before="280"/>
-      </w:pPr>
-      <w:r>
-        <w:t xml:space="preserve">9. References</w:t>
-      </w:r>
-    </w:p>
-    <w:p>
-      <w:pPr>
-        <w:pStyle w:val="ListParagraph"/>
-        <w:numPr>
-          <w:ilvl w:val="0"/>
-          <w:numId w:val="1"/>
-        </w:numPr>
-        <w:spacing w:after="60"/>
-      </w:pPr>
-      <w:r>
-        <w:rPr>
-          <w:sz w:val="22"/>
-          <w:szCs w:val="22"/>
-        </w:rPr>
-        <w:t xml:space="preserve">National Accreditation Board for Hospitals and Healthcare Providers (NABH), Standards for Small Healthcare Organisations, 3rd Edition — Patient Safety and Quality Improvement chapter, standard PSQ.3.</w:t>
-      </w:r>
-    </w:p>
-    <w:p>
-      <w:pPr>
-        <w:pStyle w:val="ListParagraph"/>
-        <w:numPr>
-          <w:ilvl w:val="0"/>
-          <w:numId w:val="1"/>
-        </w:numPr>
-        <w:spacing w:after="60"/>
-      </w:pPr>
-      <w:r>
-        <w:rPr>
-          <w:sz w:val="22"/>
-          <w:szCs w:val="22"/>
-        </w:rPr>
-        <w:t xml:space="preserve">Internal documents of «Hospital Name»: annual clinical audit plan; audit reports; QI project charters and registers; QI committee minutes (PSQ.1); indicator dashboard (PSQ.2).</w:t>
-      </w:r>
-    </w:p>
-    <w:p>
-      <w:pPr>
-        <w:pStyle w:val="Heading1"/>
-        <w:spacing w:after="120" w:before="280"/>
-      </w:pPr>
-      <w:r>
-        <w:t xml:space="preserve">10. Distribution</w:t>
-      </w:r>
-    </w:p>
-    <w:p>
-      <w:pPr>
-        <w:spacing w:after="140"/>
-      </w:pPr>
-      <w:r>
-        <w:rPr>
-          <w:sz w:val="22"/>
-          <w:szCs w:val="22"/>
-        </w:rPr>
-        <w:t xml:space="preserve">Official master copy: office of the Medical Superintendent, «Hospital Name», with the Quality Coordinator.</w:t>
-      </w:r>
-    </w:p>
-    <w:p>
-      <w:pPr>
-        <w:spacing w:after="140"/>
-      </w:pPr>
-      <w:r>
-        <w:rPr>
-          <w:sz w:val="22"/>
-          <w:szCs w:val="22"/>
-        </w:rPr>
-        <w:t xml:space="preserve">Copies issued to: patient-safety / QI committee members; department heads; nursing administration; all clinical areas.</w:t>
-      </w:r>
-    </w:p>
-    <w:p>
-      <w:pPr>
-        <w:spacing w:after="140"/>
-      </w:pPr>
-      <w:r>
-        <w:rPr>
-          <w:sz w:val="22"/>
-          <w:szCs w:val="22"/>
-        </w:rPr>
-        <w:t xml:space="preserve">The current version is available to all staff at the «quality office policy file» and, if the hospital keeps an intranet, at «staff intranet / policies».</w:t>
-      </w:r>
-    </w:p>
-    <w:p>
-      <w:pPr>
-        <w:spacing w:after="140"/>
-      </w:pPr>
-      <w:r>
-        <w:rPr>
-          <w:sz w:val="22"/>
-          <w:szCs w:val="22"/>
-        </w:rPr>
-        <w:t xml:space="preserve">When a new version is issued, take old copies out of use.</w:t>
-      </w:r>
-    </w:p>
-    <w:p>
-      <w:pPr>
-        <w:pStyle w:val="Heading1"/>
-        <w:spacing w:after="120" w:before="280"/>
-      </w:pPr>
-      <w:r>
-        <w:t xml:space="preserve">11. Abbreviations</w:t>
-      </w:r>
-    </w:p>
-    <w:p>
-      <w:pPr>
-        <w:spacing w:after="140"/>
-      </w:pPr>
-      <w:r>
-        <w:rPr>
-          <w:sz w:val="22"/>
-          <w:szCs w:val="22"/>
-        </w:rPr>
-        <w:t xml:space="preserve">CAPA — corrective and preventive action
-NABH — National Accreditation Board for Hospitals and Healthcare Providers
-OE — objective element
-PDSA — Plan-Do-Study-Act
-PSQ — Patient Safety and Quality Improvement (NABH SHCO chapter 9)
-QI — quality improvement
-SHCO — Standards for Small Healthcare Organisations</w:t>
-      </w:r>
-    </w:p>
-    <w:p>
-      <w:pPr>
-        <w:pStyle w:val="Heading1"/>
-        <w:spacing w:after="120" w:before="280"/>
-      </w:pPr>
-      <w:r>
-        <w:t xml:space="preserve">12. Traceability to NABH SHCO 3rd Edition PSQ.3</w:t>
-      </w:r>
-    </w:p>
-    <w:p>
-      <w:pPr>
-        <w:spacing w:after="120"/>
-      </w:pPr>
-      <w:r>
-        <w:rPr>
-          <w:i/>
-          <w:iCs/>
-          <w:sz w:val="20"/>
-          <w:szCs w:val="20"/>
-        </w:rPr>
-        <w:t xml:space="preserve">This table is an index. It is not how the policy is organised.</w:t>
-      </w:r>
-    </w:p>
     <w:tbl>
       <w:tblPr>
         <w:tblW w:type="pct" w:w="100%"/>
@@ -3073,7 +2908,91 @@
         <w:spacing w:after="120" w:before="280"/>
       </w:pPr>
       <w:r>
-        <w:t xml:space="preserve">13. Required Records / Evidence Checklist</w:t>
+        <w:t>9. Distribution</w:t>
+      </w:r>
+    </w:p>
+    <w:p>
+      <w:pPr>
+        <w:spacing w:after="140"/>
+      </w:pPr>
+      <w:r>
+        <w:rPr>
+          <w:sz w:val="22"/>
+          <w:szCs w:val="22"/>
+        </w:rPr>
+        <w:t xml:space="preserve">Official master copy: office of the Medical Superintendent, «Hospital Name», with the Quality Coordinator.</w:t>
+      </w:r>
+    </w:p>
+    <w:p>
+      <w:pPr>
+        <w:spacing w:after="140"/>
+      </w:pPr>
+      <w:r>
+        <w:rPr>
+          <w:sz w:val="22"/>
+          <w:szCs w:val="22"/>
+        </w:rPr>
+        <w:t xml:space="preserve">Copies issued to: patient-safety / QI committee members; department heads; nursing administration; all clinical areas.</w:t>
+      </w:r>
+    </w:p>
+    <w:p>
+      <w:pPr>
+        <w:spacing w:after="140"/>
+      </w:pPr>
+      <w:r>
+        <w:rPr>
+          <w:sz w:val="22"/>
+          <w:szCs w:val="22"/>
+        </w:rPr>
+        <w:t xml:space="preserve">The current version is available to all staff at the «quality office policy file» and, if the hospital keeps an intranet, at «staff intranet / policies».</w:t>
+      </w:r>
+    </w:p>
+    <w:p>
+      <w:pPr>
+        <w:spacing w:after="140"/>
+      </w:pPr>
+      <w:r>
+        <w:rPr>
+          <w:sz w:val="22"/>
+          <w:szCs w:val="22"/>
+        </w:rPr>
+        <w:t xml:space="preserve">When a new version is issued, take old copies out of use.</w:t>
+      </w:r>
+    </w:p>
+    <w:p>
+      <w:pPr>
+        <w:pStyle w:val="Heading1"/>
+        <w:spacing w:after="120" w:before="280"/>
+      </w:pPr>
+      <w:r>
+        <w:t>10. Abbreviations</w:t>
+      </w:r>
+    </w:p>
+    <w:p>
+      <w:pPr>
+        <w:spacing w:after="140"/>
+      </w:pPr>
+      <w:r>
+        <w:rPr>
+          <w:sz w:val="22"/>
+          <w:szCs w:val="22"/>
+        </w:rPr>
+        <w:t xml:space="preserve">CAPA — corrective and preventive action
+NABH — National Accreditation Board for Hospitals and Healthcare Providers
+OE — objective element
+PDSA — Plan-Do-Study-Act
+PSQ — Patient Safety and Quality Improvement (NABH SHCO chapter 9)
+QI — quality improvement
+SHCO — Standards for Small Healthcare Organisations</w:t>
+      </w:r>
+    </w:p>
+    <w:p>
+      <w:pPr>
+        <w:pStyle w:val="Heading1"/>
+        <w:spacing w:after="120" w:before="280"/>
+      </w:pPr>
+      <w:r>
+        <w:t>11. Traceability to NABH SHCO 3rd Edition PSQ.3</w:t>
       </w:r>
     </w:p>
     <w:p>
@@ -3087,6 +3006,29 @@
           <w:sz w:val="20"/>
           <w:szCs w:val="20"/>
         </w:rPr>
+        <w:t xml:space="preserve">This table is an index. It is not how the policy is organised.</w:t>
+      </w:r>
+    </w:p>
+    <w:p>
+      <w:pPr>
+        <w:pStyle w:val="Heading1"/>
+        <w:spacing w:after="120" w:before="280"/>
+      </w:pPr>
+      <w:r>
+        <w:t>12. Required Records / Evidence Checklist</w:t>
+      </w:r>
+    </w:p>
+    <w:p>
+      <w:pPr>
+        <w:spacing w:after="120"/>
+      </w:pPr>
+      <w:r>
+        <w:rPr>
+          <w:i/>
+          <w:iCs/>
+          <w:sz w:val="20"/>
+          <w:szCs w:val="20"/>
+        </w:rPr>
         <w:t xml:space="preserve">Records the hospital holds under this policy, listed by objective element.</w:t>
       </w:r>
     </w:p>
@@ -3388,6 +3330,49 @@
           <w:szCs w:val="22"/>
         </w:rPr>
         <w:t xml:space="preserve">QI project register maintained by the Quality Coordinator.</w:t>
+      </w:r>
+    </w:p>
+    <w:p>
+      <w:pPr>
+        <w:pStyle w:val="Heading1"/>
+        <w:spacing w:after="120" w:before="280"/>
+      </w:pPr>
+      <w:r>
+        <w:t>13. References</w:t>
+      </w:r>
+    </w:p>
+    <w:p>
+      <w:pPr>
+        <w:pStyle w:val="ListParagraph"/>
+        <w:numPr>
+          <w:ilvl w:val="0"/>
+          <w:numId w:val="1"/>
+        </w:numPr>
+        <w:spacing w:after="60"/>
+      </w:pPr>
+      <w:r>
+        <w:rPr>
+          <w:sz w:val="22"/>
+          <w:szCs w:val="22"/>
+        </w:rPr>
+        <w:t xml:space="preserve">National Accreditation Board for Hospitals and Healthcare Providers (NABH), Standards for Small Healthcare Organisations, 3rd Edition — Patient Safety and Quality Improvement chapter, standard PSQ.3.</w:t>
+      </w:r>
+    </w:p>
+    <w:p>
+      <w:pPr>
+        <w:pStyle w:val="ListParagraph"/>
+        <w:numPr>
+          <w:ilvl w:val="0"/>
+          <w:numId w:val="1"/>
+        </w:numPr>
+        <w:spacing w:after="60"/>
+      </w:pPr>
+      <w:r>
+        <w:rPr>
+          <w:sz w:val="22"/>
+          <w:szCs w:val="22"/>
+        </w:rPr>
+        <w:t xml:space="preserve">Internal documents of «Hospital Name»: annual clinical audit plan; audit reports; QI project charters and registers; QI committee minutes (PSQ.1); indicator dashboard (PSQ.2).</w:t>
       </w:r>
     </w:p>
     <w:p>
@@ -3512,7 +3497,7 @@
         <w:sz w:val="16"/>
         <w:szCs w:val="16"/>
       </w:rPr>
-      <w:t xml:space="preserve">«Hospital Name»  |  «PSQ/POL/03»  |  Controlled document  |  Clinical Audit and Quality Improvement Programmes</w:t>
+      <w:t>«Hospital Name»  |  «PSQ/POL/03»  |  Controlled document  |  Policy on Clinical Audit and Quality Improvement Programmes</w:t>
     </w:r>
   </w:p>
 </w:ftr>

--- a/policies/build/masters/PSQ.3_v2_master.docx
+++ b/policies/build/masters/PSQ.3_v2_master.docx
@@ -2356,6 +2356,7 @@
         <w:gridCol w:w="100"/>
         <w:gridCol w:w="100"/>
         <w:gridCol w:w="100"/>
+        <w:gridCol w:w="100"/>
       </w:tblGrid>
       <w:tr>
         <w:tc>
@@ -2383,6 +2384,26 @@
         </w:tc>
         <w:tc>
           <w:tcPr>
+            <w:tcW w:type="pct" w:w="12%"/>
+            <w:tcBorders>
+              <w:top w:val="single" w:color="999999" w:sz="4"/>
+              <w:left w:val="single" w:color="999999" w:sz="4"/>
+              <w:bottom w:val="single" w:color="999999" w:sz="4"/>
+              <w:right w:val="single" w:color="999999" w:sz="4"/>
+            </w:tcBorders>
+            <w:shd w:fill="E8E8E8" w:val="clear"/>
+          </w:tcPr>
+          <w:p>
+            <w:r>
+              <w:rPr>
+                <w:b/>
+              </w:rPr>
+              <w:t>Level</w:t>
+            </w:r>
+          </w:p>
+        </w:tc>
+        <w:tc>
+          <w:tcPr>
             <w:tcW w:type="pct" w:w="32%"/>
             <w:tcBorders>
               <w:top w:val="single" w:color="999999" w:sz="4"/>
@@ -2476,6 +2497,22 @@
         </w:tc>
         <w:tc>
           <w:tcPr>
+            <w:tcW w:type="pct" w:w="12%"/>
+            <w:tcBorders>
+              <w:top w:val="single" w:color="999999" w:sz="4"/>
+              <w:left w:val="single" w:color="999999" w:sz="4"/>
+              <w:bottom w:val="single" w:color="999999" w:sz="4"/>
+              <w:right w:val="single" w:color="999999" w:sz="4"/>
+            </w:tcBorders>
+          </w:tcPr>
+          <w:p>
+            <w:r>
+              <w:t>Commitment</w:t>
+            </w:r>
+          </w:p>
+        </w:tc>
+        <w:tc>
+          <w:tcPr>
             <w:tcW w:type="pct" w:w="32%"/>
             <w:tcBorders>
               <w:top w:val="single" w:color="999999" w:sz="4"/>
@@ -2566,6 +2603,22 @@
         </w:tc>
         <w:tc>
           <w:tcPr>
+            <w:tcW w:type="pct" w:w="12%"/>
+            <w:tcBorders>
+              <w:top w:val="single" w:color="999999" w:sz="4"/>
+              <w:left w:val="single" w:color="999999" w:sz="4"/>
+              <w:bottom w:val="single" w:color="999999" w:sz="4"/>
+              <w:right w:val="single" w:color="999999" w:sz="4"/>
+            </w:tcBorders>
+          </w:tcPr>
+          <w:p>
+            <w:r>
+              <w:t>Commitment</w:t>
+            </w:r>
+          </w:p>
+        </w:tc>
+        <w:tc>
+          <w:tcPr>
             <w:tcW w:type="pct" w:w="32%"/>
             <w:tcBorders>
               <w:top w:val="single" w:color="999999" w:sz="4"/>
@@ -2656,6 +2709,22 @@
         </w:tc>
         <w:tc>
           <w:tcPr>
+            <w:tcW w:type="pct" w:w="12%"/>
+            <w:tcBorders>
+              <w:top w:val="single" w:color="999999" w:sz="4"/>
+              <w:left w:val="single" w:color="999999" w:sz="4"/>
+              <w:bottom w:val="single" w:color="999999" w:sz="4"/>
+              <w:right w:val="single" w:color="999999" w:sz="4"/>
+            </w:tcBorders>
+          </w:tcPr>
+          <w:p>
+            <w:r>
+              <w:t>Commitment</w:t>
+            </w:r>
+          </w:p>
+        </w:tc>
+        <w:tc>
+          <w:tcPr>
             <w:tcW w:type="pct" w:w="32%"/>
             <w:tcBorders>
               <w:top w:val="single" w:color="999999" w:sz="4"/>
@@ -2746,6 +2815,22 @@
         </w:tc>
         <w:tc>
           <w:tcPr>
+            <w:tcW w:type="pct" w:w="12%"/>
+            <w:tcBorders>
+              <w:top w:val="single" w:color="999999" w:sz="4"/>
+              <w:left w:val="single" w:color="999999" w:sz="4"/>
+              <w:bottom w:val="single" w:color="999999" w:sz="4"/>
+              <w:right w:val="single" w:color="999999" w:sz="4"/>
+            </w:tcBorders>
+          </w:tcPr>
+          <w:p>
+            <w:r>
+              <w:t>Commitment</w:t>
+            </w:r>
+          </w:p>
+        </w:tc>
+        <w:tc>
+          <w:tcPr>
             <w:tcW w:type="pct" w:w="32%"/>
             <w:tcBorders>
               <w:top w:val="single" w:color="999999" w:sz="4"/>
@@ -2836,6 +2921,22 @@
         </w:tc>
         <w:tc>
           <w:tcPr>
+            <w:tcW w:type="pct" w:w="12%"/>
+            <w:tcBorders>
+              <w:top w:val="single" w:color="999999" w:sz="4"/>
+              <w:left w:val="single" w:color="999999" w:sz="4"/>
+              <w:bottom w:val="single" w:color="999999" w:sz="4"/>
+              <w:right w:val="single" w:color="999999" w:sz="4"/>
+            </w:tcBorders>
+          </w:tcPr>
+          <w:p>
+            <w:r>
+              <w:t>CORE</w:t>
+            </w:r>
+          </w:p>
+        </w:tc>
+        <w:tc>
+          <w:tcPr>
             <w:tcW w:type="pct" w:w="32%"/>
             <w:tcBorders>
               <w:top w:val="single" w:color="999999" w:sz="4"/>
@@ -2968,24 +3069,359 @@
         <w:t>10. Abbreviations</w:t>
       </w:r>
     </w:p>
-    <w:p>
-      <w:pPr>
-        <w:spacing w:after="140"/>
-      </w:pPr>
-      <w:r>
-        <w:rPr>
-          <w:sz w:val="22"/>
-          <w:szCs w:val="22"/>
-        </w:rPr>
-        <w:t xml:space="preserve">CAPA — corrective and preventive action
-NABH — National Accreditation Board for Hospitals and Healthcare Providers
-OE — objective element
-PDSA — Plan-Do-Study-Act
-PSQ — Patient Safety and Quality Improvement (NABH SHCO chapter 9)
-QI — quality improvement
-SHCO — Standards for Small Healthcare Organisations</w:t>
-      </w:r>
-    </w:p>
+    <w:tbl>
+      <w:tblPr>
+        <w:tblW w:type="pct" w:w="100%"/>
+        <w:tblBorders>
+          <w:top w:val="single" w:color="auto" w:sz="4"/>
+          <w:left w:val="single" w:color="auto" w:sz="4"/>
+          <w:bottom w:val="single" w:color="auto" w:sz="4"/>
+          <w:right w:val="single" w:color="auto" w:sz="4"/>
+          <w:insideH w:val="single" w:color="auto" w:sz="4"/>
+          <w:insideV w:val="single" w:color="auto" w:sz="4"/>
+        </w:tblBorders>
+      </w:tblPr>
+      <w:tblGrid>
+        <w:gridCol w:w="100"/>
+        <w:gridCol w:w="100"/>
+      </w:tblGrid>
+      <w:tr>
+        <w:tc>
+          <w:tcPr>
+            <w:tcW w:type="pct" w:w="22%"/>
+            <w:tcBorders>
+              <w:top w:val="single" w:color="999999" w:sz="4"/>
+              <w:left w:val="single" w:color="999999" w:sz="4"/>
+              <w:bottom w:val="single" w:color="999999" w:sz="4"/>
+              <w:right w:val="single" w:color="999999" w:sz="4"/>
+            </w:tcBorders>
+            <w:shd w:fill="E8E8E8" w:val="clear"/>
+          </w:tcPr>
+          <w:p>
+            <w:r>
+              <w:rPr>
+                <w:b/>
+              </w:rPr>
+              <w:t>Abbreviation</w:t>
+            </w:r>
+          </w:p>
+        </w:tc>
+        <w:tc>
+          <w:tcPr>
+            <w:tcW w:type="pct" w:w="22%"/>
+            <w:tcBorders>
+              <w:top w:val="single" w:color="999999" w:sz="4"/>
+              <w:left w:val="single" w:color="999999" w:sz="4"/>
+              <w:bottom w:val="single" w:color="999999" w:sz="4"/>
+              <w:right w:val="single" w:color="999999" w:sz="4"/>
+            </w:tcBorders>
+            <w:shd w:fill="E8E8E8" w:val="clear"/>
+          </w:tcPr>
+          <w:p>
+            <w:r>
+              <w:rPr>
+                <w:b/>
+              </w:rPr>
+              <w:t>Meaning</w:t>
+            </w:r>
+          </w:p>
+        </w:tc>
+      </w:tr>
+      <w:tr>
+        <w:tc>
+          <w:tcPr>
+            <w:tcW w:type="pct" w:w="22%"/>
+            <w:tcBorders>
+              <w:top w:val="single" w:color="999999" w:sz="4"/>
+              <w:left w:val="single" w:color="999999" w:sz="4"/>
+              <w:bottom w:val="single" w:color="999999" w:sz="4"/>
+              <w:right w:val="single" w:color="999999" w:sz="4"/>
+            </w:tcBorders>
+            <w:shd w:fill="E8E8E8" w:val="clear"/>
+          </w:tcPr>
+          <w:p>
+            <w:r>
+              <w:rPr>
+                <w:b w:val="0"/>
+              </w:rPr>
+              <w:t>CAPA</w:t>
+            </w:r>
+          </w:p>
+        </w:tc>
+        <w:tc>
+          <w:tcPr>
+            <w:tcW w:type="pct" w:w="22%"/>
+            <w:tcBorders>
+              <w:top w:val="single" w:color="999999" w:sz="4"/>
+              <w:left w:val="single" w:color="999999" w:sz="4"/>
+              <w:bottom w:val="single" w:color="999999" w:sz="4"/>
+              <w:right w:val="single" w:color="999999" w:sz="4"/>
+            </w:tcBorders>
+            <w:shd w:fill="E8E8E8" w:val="clear"/>
+          </w:tcPr>
+          <w:p>
+            <w:r>
+              <w:rPr>
+                <w:b w:val="0"/>
+              </w:rPr>
+              <w:t>corrective and preventive action</w:t>
+            </w:r>
+          </w:p>
+        </w:tc>
+      </w:tr>
+      <w:tr>
+        <w:tc>
+          <w:tcPr>
+            <w:tcW w:type="pct" w:w="22%"/>
+            <w:tcBorders>
+              <w:top w:val="single" w:color="999999" w:sz="4"/>
+              <w:left w:val="single" w:color="999999" w:sz="4"/>
+              <w:bottom w:val="single" w:color="999999" w:sz="4"/>
+              <w:right w:val="single" w:color="999999" w:sz="4"/>
+            </w:tcBorders>
+            <w:shd w:fill="E8E8E8" w:val="clear"/>
+          </w:tcPr>
+          <w:p>
+            <w:r>
+              <w:rPr>
+                <w:b w:val="0"/>
+              </w:rPr>
+              <w:t>NABH</w:t>
+            </w:r>
+          </w:p>
+        </w:tc>
+        <w:tc>
+          <w:tcPr>
+            <w:tcW w:type="pct" w:w="22%"/>
+            <w:tcBorders>
+              <w:top w:val="single" w:color="999999" w:sz="4"/>
+              <w:left w:val="single" w:color="999999" w:sz="4"/>
+              <w:bottom w:val="single" w:color="999999" w:sz="4"/>
+              <w:right w:val="single" w:color="999999" w:sz="4"/>
+            </w:tcBorders>
+            <w:shd w:fill="E8E8E8" w:val="clear"/>
+          </w:tcPr>
+          <w:p>
+            <w:r>
+              <w:rPr>
+                <w:b w:val="0"/>
+              </w:rPr>
+              <w:t>National Accreditation Board for Hospitals and Healthcare Providers</w:t>
+            </w:r>
+          </w:p>
+        </w:tc>
+      </w:tr>
+      <w:tr>
+        <w:tc>
+          <w:tcPr>
+            <w:tcW w:type="pct" w:w="22%"/>
+            <w:tcBorders>
+              <w:top w:val="single" w:color="999999" w:sz="4"/>
+              <w:left w:val="single" w:color="999999" w:sz="4"/>
+              <w:bottom w:val="single" w:color="999999" w:sz="4"/>
+              <w:right w:val="single" w:color="999999" w:sz="4"/>
+            </w:tcBorders>
+            <w:shd w:fill="E8E8E8" w:val="clear"/>
+          </w:tcPr>
+          <w:p>
+            <w:r>
+              <w:rPr>
+                <w:b w:val="0"/>
+              </w:rPr>
+              <w:t>OE</w:t>
+            </w:r>
+          </w:p>
+        </w:tc>
+        <w:tc>
+          <w:tcPr>
+            <w:tcW w:type="pct" w:w="22%"/>
+            <w:tcBorders>
+              <w:top w:val="single" w:color="999999" w:sz="4"/>
+              <w:left w:val="single" w:color="999999" w:sz="4"/>
+              <w:bottom w:val="single" w:color="999999" w:sz="4"/>
+              <w:right w:val="single" w:color="999999" w:sz="4"/>
+            </w:tcBorders>
+            <w:shd w:fill="E8E8E8" w:val="clear"/>
+          </w:tcPr>
+          <w:p>
+            <w:r>
+              <w:rPr>
+                <w:b w:val="0"/>
+              </w:rPr>
+              <w:t>objective element</w:t>
+            </w:r>
+          </w:p>
+        </w:tc>
+      </w:tr>
+      <w:tr>
+        <w:tc>
+          <w:tcPr>
+            <w:tcW w:type="pct" w:w="22%"/>
+            <w:tcBorders>
+              <w:top w:val="single" w:color="999999" w:sz="4"/>
+              <w:left w:val="single" w:color="999999" w:sz="4"/>
+              <w:bottom w:val="single" w:color="999999" w:sz="4"/>
+              <w:right w:val="single" w:color="999999" w:sz="4"/>
+            </w:tcBorders>
+            <w:shd w:fill="E8E8E8" w:val="clear"/>
+          </w:tcPr>
+          <w:p>
+            <w:r>
+              <w:rPr>
+                <w:b w:val="0"/>
+              </w:rPr>
+              <w:t>PDSA</w:t>
+            </w:r>
+          </w:p>
+        </w:tc>
+        <w:tc>
+          <w:tcPr>
+            <w:tcW w:type="pct" w:w="22%"/>
+            <w:tcBorders>
+              <w:top w:val="single" w:color="999999" w:sz="4"/>
+              <w:left w:val="single" w:color="999999" w:sz="4"/>
+              <w:bottom w:val="single" w:color="999999" w:sz="4"/>
+              <w:right w:val="single" w:color="999999" w:sz="4"/>
+            </w:tcBorders>
+            <w:shd w:fill="E8E8E8" w:val="clear"/>
+          </w:tcPr>
+          <w:p>
+            <w:r>
+              <w:rPr>
+                <w:b w:val="0"/>
+              </w:rPr>
+              <w:t>Plan-Do-Study-Act</w:t>
+            </w:r>
+          </w:p>
+        </w:tc>
+      </w:tr>
+      <w:tr>
+        <w:tc>
+          <w:tcPr>
+            <w:tcW w:type="pct" w:w="22%"/>
+            <w:tcBorders>
+              <w:top w:val="single" w:color="999999" w:sz="4"/>
+              <w:left w:val="single" w:color="999999" w:sz="4"/>
+              <w:bottom w:val="single" w:color="999999" w:sz="4"/>
+              <w:right w:val="single" w:color="999999" w:sz="4"/>
+            </w:tcBorders>
+            <w:shd w:fill="E8E8E8" w:val="clear"/>
+          </w:tcPr>
+          <w:p>
+            <w:r>
+              <w:rPr>
+                <w:b w:val="0"/>
+              </w:rPr>
+              <w:t>PSQ</w:t>
+            </w:r>
+          </w:p>
+        </w:tc>
+        <w:tc>
+          <w:tcPr>
+            <w:tcW w:type="pct" w:w="22%"/>
+            <w:tcBorders>
+              <w:top w:val="single" w:color="999999" w:sz="4"/>
+              <w:left w:val="single" w:color="999999" w:sz="4"/>
+              <w:bottom w:val="single" w:color="999999" w:sz="4"/>
+              <w:right w:val="single" w:color="999999" w:sz="4"/>
+            </w:tcBorders>
+            <w:shd w:fill="E8E8E8" w:val="clear"/>
+          </w:tcPr>
+          <w:p>
+            <w:r>
+              <w:rPr>
+                <w:b w:val="0"/>
+              </w:rPr>
+              <w:t>Patient Safety and Quality Improvement (NABH SHCO chapter 9)</w:t>
+            </w:r>
+          </w:p>
+        </w:tc>
+      </w:tr>
+      <w:tr>
+        <w:tc>
+          <w:tcPr>
+            <w:tcW w:type="pct" w:w="22%"/>
+            <w:tcBorders>
+              <w:top w:val="single" w:color="999999" w:sz="4"/>
+              <w:left w:val="single" w:color="999999" w:sz="4"/>
+              <w:bottom w:val="single" w:color="999999" w:sz="4"/>
+              <w:right w:val="single" w:color="999999" w:sz="4"/>
+            </w:tcBorders>
+            <w:shd w:fill="E8E8E8" w:val="clear"/>
+          </w:tcPr>
+          <w:p>
+            <w:r>
+              <w:rPr>
+                <w:b w:val="0"/>
+              </w:rPr>
+              <w:t>QI</w:t>
+            </w:r>
+          </w:p>
+        </w:tc>
+        <w:tc>
+          <w:tcPr>
+            <w:tcW w:type="pct" w:w="22%"/>
+            <w:tcBorders>
+              <w:top w:val="single" w:color="999999" w:sz="4"/>
+              <w:left w:val="single" w:color="999999" w:sz="4"/>
+              <w:bottom w:val="single" w:color="999999" w:sz="4"/>
+              <w:right w:val="single" w:color="999999" w:sz="4"/>
+            </w:tcBorders>
+            <w:shd w:fill="E8E8E8" w:val="clear"/>
+          </w:tcPr>
+          <w:p>
+            <w:r>
+              <w:rPr>
+                <w:b w:val="0"/>
+              </w:rPr>
+              <w:t>quality improvement</w:t>
+            </w:r>
+          </w:p>
+        </w:tc>
+      </w:tr>
+      <w:tr>
+        <w:tc>
+          <w:tcPr>
+            <w:tcW w:type="pct" w:w="22%"/>
+            <w:tcBorders>
+              <w:top w:val="single" w:color="999999" w:sz="4"/>
+              <w:left w:val="single" w:color="999999" w:sz="4"/>
+              <w:bottom w:val="single" w:color="999999" w:sz="4"/>
+              <w:right w:val="single" w:color="999999" w:sz="4"/>
+            </w:tcBorders>
+            <w:shd w:fill="E8E8E8" w:val="clear"/>
+          </w:tcPr>
+          <w:p>
+            <w:r>
+              <w:rPr>
+                <w:b w:val="0"/>
+              </w:rPr>
+              <w:t>SHCO</w:t>
+            </w:r>
+          </w:p>
+        </w:tc>
+        <w:tc>
+          <w:tcPr>
+            <w:tcW w:type="pct" w:w="22%"/>
+            <w:tcBorders>
+              <w:top w:val="single" w:color="999999" w:sz="4"/>
+              <w:left w:val="single" w:color="999999" w:sz="4"/>
+              <w:bottom w:val="single" w:color="999999" w:sz="4"/>
+              <w:right w:val="single" w:color="999999" w:sz="4"/>
+            </w:tcBorders>
+            <w:shd w:fill="E8E8E8" w:val="clear"/>
+          </w:tcPr>
+          <w:p>
+            <w:r>
+              <w:rPr>
+                <w:b w:val="0"/>
+              </w:rPr>
+              <w:t>Standards for Small Healthcare Organisations</w:t>
+            </w:r>
+          </w:p>
+        </w:tc>
+      </w:tr>
+    </w:tbl>
     <w:p>
       <w:pPr>
         <w:pStyle w:val="Heading1"/>

--- a/policies/build/masters/PSQ.3_v2_master.docx
+++ b/policies/build/masters/PSQ.3_v2_master.docx
@@ -694,18 +694,6 @@
     </w:p>
     <w:p>
       <w:pPr>
-        <w:spacing w:after="140"/>
-      </w:pPr>
-      <w:r>
-        <w:rPr>
-          <w:sz w:val="22"/>
-          <w:szCs w:val="22"/>
-        </w:rPr>
-        <w:t xml:space="preserve">Words marked «like this» are defaults a small hospital can keep. A blank marked «________» has no sensible default. Fill it in before this document is signed.</w:t>
-      </w:r>
-    </w:p>
-    <w:p>
-      <w:pPr>
         <w:pStyle w:val="Heading1"/>
         <w:spacing w:after="120" w:before="280"/>
       </w:pPr>
@@ -735,86 +723,6 @@
           <w:szCs w:val="22"/>
         </w:rPr>
         <w:t xml:space="preserve">It covers the five objective elements PSQ.3.a–e. It does not cover the patient-safety and QI programmes as a whole (PSQ.1), key indicators (PSQ.2), management support (PSQ.4), or incident analysis (PSQ.5).</w:t>
-      </w:r>
-    </w:p>
-    <w:p>
-      <w:pPr>
-        <w:spacing w:after="140"/>
-      </w:pPr>
-      <w:r>
-        <w:rPr>
-          <w:sz w:val="22"/>
-          <w:szCs w:val="22"/>
-        </w:rPr>
-        <w:t xml:space="preserve">Boundaries with other policies of «Hospital Name»:</w:t>
-      </w:r>
-    </w:p>
-    <w:p>
-      <w:pPr>
-        <w:pStyle w:val="ListParagraph"/>
-        <w:numPr>
-          <w:ilvl w:val="0"/>
-          <w:numId w:val="1"/>
-        </w:numPr>
-        <w:spacing w:after="60"/>
-      </w:pPr>
-      <w:r>
-        <w:rPr>
-          <w:sz w:val="22"/>
-          <w:szCs w:val="22"/>
-        </w:rPr>
-        <w:t xml:space="preserve">PSQ.1 owns the patient-safety and QI programmes. PSQ.3 is the clinical audit system that feeds findings into those programmes.</w:t>
-      </w:r>
-    </w:p>
-    <w:p>
-      <w:pPr>
-        <w:pStyle w:val="ListParagraph"/>
-        <w:numPr>
-          <w:ilvl w:val="0"/>
-          <w:numId w:val="1"/>
-        </w:numPr>
-        <w:spacing w:after="60"/>
-      </w:pPr>
-      <w:r>
-        <w:rPr>
-          <w:sz w:val="22"/>
-          <w:szCs w:val="22"/>
-        </w:rPr>
-        <w:t xml:space="preserve">PSQ.1.h is regular audits as a monitoring tool. PSQ.3 owns the detailed clinical audit methodology and documentation.</w:t>
-      </w:r>
-    </w:p>
-    <w:p>
-      <w:pPr>
-        <w:pStyle w:val="ListParagraph"/>
-        <w:numPr>
-          <w:ilvl w:val="0"/>
-          <w:numId w:val="1"/>
-        </w:numPr>
-        <w:spacing w:after="60"/>
-      </w:pPr>
-      <w:r>
-        <w:rPr>
-          <w:sz w:val="22"/>
-          <w:szCs w:val="22"/>
-        </w:rPr>
-        <w:t xml:space="preserve">PSQ.2 owns indicators. An indicator breach may trigger a clinical audit topic under PSQ.3.</w:t>
-      </w:r>
-    </w:p>
-    <w:p>
-      <w:pPr>
-        <w:pStyle w:val="ListParagraph"/>
-        <w:numPr>
-          <w:ilvl w:val="0"/>
-          <w:numId w:val="1"/>
-        </w:numPr>
-        <w:spacing w:after="60"/>
-      </w:pPr>
-      <w:r>
-        <w:rPr>
-          <w:sz w:val="22"/>
-          <w:szCs w:val="22"/>
-        </w:rPr>
-        <w:t xml:space="preserve">PSQ.3.e (QI projects) operates under the QI programme (PSQ.1.e–g). The project method is here; the programme governance is PSQ.1.</w:t>
       </w:r>
     </w:p>
     <w:p>

--- a/policies/build/masters/PSQ.3_v2_master.docx
+++ b/policies/build/masters/PSQ.3_v2_master.docx
@@ -665,7 +665,7 @@
           <w:sz w:val="22"/>
           <w:szCs w:val="22"/>
         </w:rPr>
-        <w:t xml:space="preserve">This policy describes how «Hospital Name» maintains an established system for clinical audit and quality improvement programmes, satisfying PSQ.3.a–e.</w:t>
+        <w:t>This policy describes how «Hospital Name» maintains an established system for clinical audit and quality improvement programmes.</w:t>
       </w:r>
     </w:p>
     <w:p>
@@ -678,18 +678,6 @@
           <w:szCs w:val="22"/>
         </w:rPr>
         <w:t xml:space="preserve">It covers five elements: clinical audits performed to improve patient care; audit parameters defined by the organisation; medical and nursing staff participation; remedial measures implemented; and quality improvement projects undertaken.</w:t>
-      </w:r>
-    </w:p>
-    <w:p>
-      <w:pPr>
-        <w:spacing w:after="140"/>
-      </w:pPr>
-      <w:r>
-        <w:rPr>
-          <w:sz w:val="22"/>
-          <w:szCs w:val="22"/>
-        </w:rPr>
-        <w:t xml:space="preserve">PSQ.3 owns the clinical audit system and QI projects. PSQ.1.h owns regular audits as a monitoring tool within the programmes. PSQ.2 owns indicators that may trigger an audit topic. PSQ.1 owns the QI programme under which QI projects operate.</w:t>
       </w:r>
     </w:p>
     <w:p>
@@ -715,18 +703,6 @@
     </w:p>
     <w:p>
       <w:pPr>
-        <w:spacing w:after="140"/>
-      </w:pPr>
-      <w:r>
-        <w:rPr>
-          <w:sz w:val="22"/>
-          <w:szCs w:val="22"/>
-        </w:rPr>
-        <w:t xml:space="preserve">It covers the five objective elements PSQ.3.a–e. It does not cover the patient-safety and QI programmes as a whole (PSQ.1), key indicators (PSQ.2), management support (PSQ.4), or incident analysis (PSQ.5).</w:t>
-      </w:r>
-    </w:p>
-    <w:p>
-      <w:pPr>
         <w:pStyle w:val="Heading1"/>
         <w:spacing w:after="120" w:before="280"/>
       </w:pPr>
@@ -923,7 +899,7 @@
           <w:sz w:val="22"/>
           <w:szCs w:val="22"/>
         </w:rPr>
-        <w:t xml:space="preserve">The parameters to be audited are defined by «Hospital Name» before each audit begins. Parameter selection is based on «clinical risk areas, indicator trends (PSQ.2), incident patterns (PSQ.5), national guidelines, patient feedback and committee priorities».</w:t>
+        <w:t>The parameters to be audited are defined by «Hospital Name» before each audit begins. Parameter selection is based on «clinical risk areas, indicator trends, incident patterns, national guidelines, patient feedback and committee priorities».</w:t>
       </w:r>
     </w:p>
     <w:p>
@@ -1001,7 +977,7 @@
           <w:sz w:val="22"/>
           <w:szCs w:val="22"/>
         </w:rPr>
-        <w:t xml:space="preserve">Re-audit is scheduled to verify that remedial measures have achieved the intended improvement. If a re-audit shows that the gap persists, the committee escalates the issue and assigns additional measures. Remedial measures that require resources beyond the department are escalated to management under PSQ.4.</w:t>
+        <w:t>Re-audit is scheduled to verify that remedial measures have achieved the intended improvement. If a re-audit shows that the gap persists, the committee escalates the issue and assigns additional measures. Remedial measures that require resources beyond the department are escalated to management.</w:t>
       </w:r>
     </w:p>
     <w:p>
@@ -1034,7 +1010,7 @@
           <w:sz w:val="22"/>
           <w:szCs w:val="22"/>
         </w:rPr>
-        <w:t xml:space="preserve">Each QI project has a charter that includes: problem statement, aim, measures, baseline data, intervention, results and sustainability plan. Projects operate under the QI programme (PSQ.1.e–g) and are reported to the QI committee at «each quarterly meeting». Completed projects are documented with outcomes and lessons learned. The «Quality Coordinator» maintains a QI project register.</w:t>
+        <w:t>Each QI project has a charter that includes: problem statement, aim, measures, baseline data, intervention, results and sustainability plan. Projects operate under the QI programme and are reported to the QI committee at «each quarterly meeting». Completed projects are documented with outcomes and lessons learned. The «Quality Coordinator» maintains a QI project register.</w:t>
       </w:r>
     </w:p>
     <w:p>
@@ -1440,7 +1416,7 @@
           <w:sz w:val="22"/>
           <w:szCs w:val="22"/>
         </w:rPr>
-        <w:t xml:space="preserve">This policy is reviewed «annually», and sooner when PSQ.1, PSQ.2, PSQ.4 or PSQ.5 are revised.</w:t>
+        <w:t>This policy is reviewed «annually», and sooner when a related patient-safety or quality policy is revised.</w:t>
       </w:r>
     </w:p>
     <w:p>

--- a/policies/build/masters/PSQ.3_v2_master.docx
+++ b/policies/build/masters/PSQ.3_v2_master.docx
@@ -3675,8 +3675,23 @@
           <w:sz w:val="22"/>
           <w:szCs w:val="22"/>
         </w:rPr>
-        <w:t xml:space="preserve">National Accreditation Board for Hospitals and Healthcare Providers (NABH), Standards for Small Healthcare Organisations, 3rd Edition — Patient Safety and Quality Improvement chapter, standard PSQ.3.</w:t>
-      </w:r>
+      </w:r>
+      <w:r>
+        <w:rPr>
+          <w:sz w:val="22"/>
+        </w:rPr>
+        <w:t xml:space="preserve">National Accreditation Board for Hospitals &amp; Healthcare Providers. (2022). Standards for small healthcare organisations (3rd ed.) — Patient Safety and Quality Improvement chapter, standard PSQ.3. </w:t>
+      </w:r>
+      <w:hyperlink r:id="rId9">
+        <w:r>
+          <w:rPr>
+            <w:rStyle w:val="Hyperlink"/>
+            <w:sz w:val="22"/>
+            <w:szCs w:val="22"/>
+          </w:rPr>
+          <w:t>https://nabh.co/programmes/small-healthcare-organisation-shco-accreditation-programme/</w:t>
+        </w:r>
+      </w:hyperlink>
     </w:p>
     <w:p>
       <w:pPr>

--- a/policies/build/masters/PSQ.3_v2_master.docx
+++ b/policies/build/masters/PSQ.3_v2_master.docx
@@ -2223,6 +2223,448 @@
         <w:t xml:space="preserve">The Nursing Superintendent holds signed acknowledgements with the induction record.</w:t>
       </w:r>
     </w:p>
+    <w:p>
+      <w:pPr>
+        <w:pStyle w:val="Heading1"/>
+        <w:spacing w:after="120" w:before="280"/>
+      </w:pPr>
+      <w:r>
+        <w:t>9. Distribution</w:t>
+      </w:r>
+    </w:p>
+    <w:p>
+      <w:pPr>
+        <w:spacing w:after="140"/>
+      </w:pPr>
+      <w:r>
+        <w:rPr>
+          <w:sz w:val="22"/>
+          <w:szCs w:val="22"/>
+        </w:rPr>
+        <w:t xml:space="preserve">Official master copy: office of the Medical Superintendent, «Hospital Name», with the Quality Coordinator.</w:t>
+      </w:r>
+    </w:p>
+    <w:p>
+      <w:pPr>
+        <w:spacing w:after="140"/>
+      </w:pPr>
+      <w:r>
+        <w:rPr>
+          <w:sz w:val="22"/>
+          <w:szCs w:val="22"/>
+        </w:rPr>
+        <w:t xml:space="preserve">Copies issued to: patient-safety / QI committee members; department heads; nursing administration; all clinical areas.</w:t>
+      </w:r>
+    </w:p>
+    <w:p>
+      <w:pPr>
+        <w:spacing w:after="140"/>
+      </w:pPr>
+      <w:r>
+        <w:rPr>
+          <w:sz w:val="22"/>
+          <w:szCs w:val="22"/>
+        </w:rPr>
+        <w:t xml:space="preserve">The current version is available to all staff at the «quality office policy file» and, if the hospital keeps an intranet, at «staff intranet / policies».</w:t>
+      </w:r>
+    </w:p>
+    <w:p>
+      <w:pPr>
+        <w:spacing w:after="140"/>
+      </w:pPr>
+      <w:r>
+        <w:rPr>
+          <w:sz w:val="22"/>
+          <w:szCs w:val="22"/>
+        </w:rPr>
+        <w:t xml:space="preserve">When a new version is issued, take old copies out of use.</w:t>
+      </w:r>
+    </w:p>
+    <w:p>
+      <w:pPr>
+        <w:pStyle w:val="Heading1"/>
+        <w:spacing w:after="120" w:before="280"/>
+      </w:pPr>
+      <w:r>
+        <w:t>10. Abbreviations</w:t>
+      </w:r>
+    </w:p>
+    <w:tbl>
+      <w:tblPr>
+        <w:tblW w:type="pct" w:w="100%"/>
+        <w:tblBorders>
+          <w:top w:val="single" w:color="auto" w:sz="4"/>
+          <w:left w:val="single" w:color="auto" w:sz="4"/>
+          <w:bottom w:val="single" w:color="auto" w:sz="4"/>
+          <w:right w:val="single" w:color="auto" w:sz="4"/>
+          <w:insideH w:val="single" w:color="auto" w:sz="4"/>
+          <w:insideV w:val="single" w:color="auto" w:sz="4"/>
+        </w:tblBorders>
+      </w:tblPr>
+      <w:tblGrid>
+        <w:gridCol w:w="100"/>
+        <w:gridCol w:w="100"/>
+      </w:tblGrid>
+      <w:tr>
+        <w:tc>
+          <w:tcPr>
+            <w:tcW w:type="pct" w:w="22%"/>
+            <w:tcBorders>
+              <w:top w:val="single" w:color="999999" w:sz="4"/>
+              <w:left w:val="single" w:color="999999" w:sz="4"/>
+              <w:bottom w:val="single" w:color="999999" w:sz="4"/>
+              <w:right w:val="single" w:color="999999" w:sz="4"/>
+            </w:tcBorders>
+            <w:shd w:fill="E8E8E8" w:val="clear"/>
+          </w:tcPr>
+          <w:p>
+            <w:r>
+              <w:rPr>
+                <w:b/>
+              </w:rPr>
+              <w:t>Abbreviation</w:t>
+            </w:r>
+          </w:p>
+        </w:tc>
+        <w:tc>
+          <w:tcPr>
+            <w:tcW w:type="pct" w:w="22%"/>
+            <w:tcBorders>
+              <w:top w:val="single" w:color="999999" w:sz="4"/>
+              <w:left w:val="single" w:color="999999" w:sz="4"/>
+              <w:bottom w:val="single" w:color="999999" w:sz="4"/>
+              <w:right w:val="single" w:color="999999" w:sz="4"/>
+            </w:tcBorders>
+            <w:shd w:fill="E8E8E8" w:val="clear"/>
+          </w:tcPr>
+          <w:p>
+            <w:r>
+              <w:rPr>
+                <w:b/>
+              </w:rPr>
+              <w:t>Meaning</w:t>
+            </w:r>
+          </w:p>
+        </w:tc>
+      </w:tr>
+      <w:tr>
+        <w:tc>
+          <w:tcPr>
+            <w:tcW w:type="pct" w:w="22%"/>
+            <w:tcBorders>
+              <w:top w:val="single" w:color="999999" w:sz="4"/>
+              <w:left w:val="single" w:color="999999" w:sz="4"/>
+              <w:bottom w:val="single" w:color="999999" w:sz="4"/>
+              <w:right w:val="single" w:color="999999" w:sz="4"/>
+            </w:tcBorders>
+            <w:shd w:fill="E8E8E8" w:val="clear"/>
+          </w:tcPr>
+          <w:p>
+            <w:r>
+              <w:rPr>
+                <w:b w:val="0"/>
+              </w:rPr>
+              <w:t>CAPA</w:t>
+            </w:r>
+          </w:p>
+        </w:tc>
+        <w:tc>
+          <w:tcPr>
+            <w:tcW w:type="pct" w:w="22%"/>
+            <w:tcBorders>
+              <w:top w:val="single" w:color="999999" w:sz="4"/>
+              <w:left w:val="single" w:color="999999" w:sz="4"/>
+              <w:bottom w:val="single" w:color="999999" w:sz="4"/>
+              <w:right w:val="single" w:color="999999" w:sz="4"/>
+            </w:tcBorders>
+            <w:shd w:fill="E8E8E8" w:val="clear"/>
+          </w:tcPr>
+          <w:p>
+            <w:r>
+              <w:rPr>
+                <w:b w:val="0"/>
+              </w:rPr>
+              <w:t>corrective and preventive action</w:t>
+            </w:r>
+          </w:p>
+        </w:tc>
+      </w:tr>
+      <w:tr>
+        <w:tc>
+          <w:tcPr>
+            <w:tcW w:type="pct" w:w="22%"/>
+            <w:tcBorders>
+              <w:top w:val="single" w:color="999999" w:sz="4"/>
+              <w:left w:val="single" w:color="999999" w:sz="4"/>
+              <w:bottom w:val="single" w:color="999999" w:sz="4"/>
+              <w:right w:val="single" w:color="999999" w:sz="4"/>
+            </w:tcBorders>
+            <w:shd w:fill="E8E8E8" w:val="clear"/>
+          </w:tcPr>
+          <w:p>
+            <w:r>
+              <w:rPr>
+                <w:b w:val="0"/>
+              </w:rPr>
+              <w:t>NABH</w:t>
+            </w:r>
+          </w:p>
+        </w:tc>
+        <w:tc>
+          <w:tcPr>
+            <w:tcW w:type="pct" w:w="22%"/>
+            <w:tcBorders>
+              <w:top w:val="single" w:color="999999" w:sz="4"/>
+              <w:left w:val="single" w:color="999999" w:sz="4"/>
+              <w:bottom w:val="single" w:color="999999" w:sz="4"/>
+              <w:right w:val="single" w:color="999999" w:sz="4"/>
+            </w:tcBorders>
+            <w:shd w:fill="E8E8E8" w:val="clear"/>
+          </w:tcPr>
+          <w:p>
+            <w:r>
+              <w:rPr>
+                <w:b w:val="0"/>
+              </w:rPr>
+              <w:t>National Accreditation Board for Hospitals and Healthcare Providers</w:t>
+            </w:r>
+          </w:p>
+        </w:tc>
+      </w:tr>
+      <w:tr>
+        <w:tc>
+          <w:tcPr>
+            <w:tcW w:type="pct" w:w="22%"/>
+            <w:tcBorders>
+              <w:top w:val="single" w:color="999999" w:sz="4"/>
+              <w:left w:val="single" w:color="999999" w:sz="4"/>
+              <w:bottom w:val="single" w:color="999999" w:sz="4"/>
+              <w:right w:val="single" w:color="999999" w:sz="4"/>
+            </w:tcBorders>
+            <w:shd w:fill="E8E8E8" w:val="clear"/>
+          </w:tcPr>
+          <w:p>
+            <w:r>
+              <w:rPr>
+                <w:b w:val="0"/>
+              </w:rPr>
+              <w:t>OE</w:t>
+            </w:r>
+          </w:p>
+        </w:tc>
+        <w:tc>
+          <w:tcPr>
+            <w:tcW w:type="pct" w:w="22%"/>
+            <w:tcBorders>
+              <w:top w:val="single" w:color="999999" w:sz="4"/>
+              <w:left w:val="single" w:color="999999" w:sz="4"/>
+              <w:bottom w:val="single" w:color="999999" w:sz="4"/>
+              <w:right w:val="single" w:color="999999" w:sz="4"/>
+            </w:tcBorders>
+            <w:shd w:fill="E8E8E8" w:val="clear"/>
+          </w:tcPr>
+          <w:p>
+            <w:r>
+              <w:rPr>
+                <w:b w:val="0"/>
+              </w:rPr>
+              <w:t>objective element</w:t>
+            </w:r>
+          </w:p>
+        </w:tc>
+      </w:tr>
+      <w:tr>
+        <w:tc>
+          <w:tcPr>
+            <w:tcW w:type="pct" w:w="22%"/>
+            <w:tcBorders>
+              <w:top w:val="single" w:color="999999" w:sz="4"/>
+              <w:left w:val="single" w:color="999999" w:sz="4"/>
+              <w:bottom w:val="single" w:color="999999" w:sz="4"/>
+              <w:right w:val="single" w:color="999999" w:sz="4"/>
+            </w:tcBorders>
+            <w:shd w:fill="E8E8E8" w:val="clear"/>
+          </w:tcPr>
+          <w:p>
+            <w:r>
+              <w:rPr>
+                <w:b w:val="0"/>
+              </w:rPr>
+              <w:t>PDSA</w:t>
+            </w:r>
+          </w:p>
+        </w:tc>
+        <w:tc>
+          <w:tcPr>
+            <w:tcW w:type="pct" w:w="22%"/>
+            <w:tcBorders>
+              <w:top w:val="single" w:color="999999" w:sz="4"/>
+              <w:left w:val="single" w:color="999999" w:sz="4"/>
+              <w:bottom w:val="single" w:color="999999" w:sz="4"/>
+              <w:right w:val="single" w:color="999999" w:sz="4"/>
+            </w:tcBorders>
+            <w:shd w:fill="E8E8E8" w:val="clear"/>
+          </w:tcPr>
+          <w:p>
+            <w:r>
+              <w:rPr>
+                <w:b w:val="0"/>
+              </w:rPr>
+              <w:t>Plan-Do-Study-Act</w:t>
+            </w:r>
+          </w:p>
+        </w:tc>
+      </w:tr>
+      <w:tr>
+        <w:tc>
+          <w:tcPr>
+            <w:tcW w:type="pct" w:w="22%"/>
+            <w:tcBorders>
+              <w:top w:val="single" w:color="999999" w:sz="4"/>
+              <w:left w:val="single" w:color="999999" w:sz="4"/>
+              <w:bottom w:val="single" w:color="999999" w:sz="4"/>
+              <w:right w:val="single" w:color="999999" w:sz="4"/>
+            </w:tcBorders>
+            <w:shd w:fill="E8E8E8" w:val="clear"/>
+          </w:tcPr>
+          <w:p>
+            <w:r>
+              <w:rPr>
+                <w:b w:val="0"/>
+              </w:rPr>
+              <w:t>PSQ</w:t>
+            </w:r>
+          </w:p>
+        </w:tc>
+        <w:tc>
+          <w:tcPr>
+            <w:tcW w:type="pct" w:w="22%"/>
+            <w:tcBorders>
+              <w:top w:val="single" w:color="999999" w:sz="4"/>
+              <w:left w:val="single" w:color="999999" w:sz="4"/>
+              <w:bottom w:val="single" w:color="999999" w:sz="4"/>
+              <w:right w:val="single" w:color="999999" w:sz="4"/>
+            </w:tcBorders>
+            <w:shd w:fill="E8E8E8" w:val="clear"/>
+          </w:tcPr>
+          <w:p>
+            <w:r>
+              <w:rPr>
+                <w:b w:val="0"/>
+              </w:rPr>
+              <w:t>Patient Safety and Quality Improvement (NABH SHCO chapter 9)</w:t>
+            </w:r>
+          </w:p>
+        </w:tc>
+      </w:tr>
+      <w:tr>
+        <w:tc>
+          <w:tcPr>
+            <w:tcW w:type="pct" w:w="22%"/>
+            <w:tcBorders>
+              <w:top w:val="single" w:color="999999" w:sz="4"/>
+              <w:left w:val="single" w:color="999999" w:sz="4"/>
+              <w:bottom w:val="single" w:color="999999" w:sz="4"/>
+              <w:right w:val="single" w:color="999999" w:sz="4"/>
+            </w:tcBorders>
+            <w:shd w:fill="E8E8E8" w:val="clear"/>
+          </w:tcPr>
+          <w:p>
+            <w:r>
+              <w:rPr>
+                <w:b w:val="0"/>
+              </w:rPr>
+              <w:t>QI</w:t>
+            </w:r>
+          </w:p>
+        </w:tc>
+        <w:tc>
+          <w:tcPr>
+            <w:tcW w:type="pct" w:w="22%"/>
+            <w:tcBorders>
+              <w:top w:val="single" w:color="999999" w:sz="4"/>
+              <w:left w:val="single" w:color="999999" w:sz="4"/>
+              <w:bottom w:val="single" w:color="999999" w:sz="4"/>
+              <w:right w:val="single" w:color="999999" w:sz="4"/>
+            </w:tcBorders>
+            <w:shd w:fill="E8E8E8" w:val="clear"/>
+          </w:tcPr>
+          <w:p>
+            <w:r>
+              <w:rPr>
+                <w:b w:val="0"/>
+              </w:rPr>
+              <w:t>quality improvement</w:t>
+            </w:r>
+          </w:p>
+        </w:tc>
+      </w:tr>
+      <w:tr>
+        <w:tc>
+          <w:tcPr>
+            <w:tcW w:type="pct" w:w="22%"/>
+            <w:tcBorders>
+              <w:top w:val="single" w:color="999999" w:sz="4"/>
+              <w:left w:val="single" w:color="999999" w:sz="4"/>
+              <w:bottom w:val="single" w:color="999999" w:sz="4"/>
+              <w:right w:val="single" w:color="999999" w:sz="4"/>
+            </w:tcBorders>
+            <w:shd w:fill="E8E8E8" w:val="clear"/>
+          </w:tcPr>
+          <w:p>
+            <w:r>
+              <w:rPr>
+                <w:b w:val="0"/>
+              </w:rPr>
+              <w:t>SHCO</w:t>
+            </w:r>
+          </w:p>
+        </w:tc>
+        <w:tc>
+          <w:tcPr>
+            <w:tcW w:type="pct" w:w="22%"/>
+            <w:tcBorders>
+              <w:top w:val="single" w:color="999999" w:sz="4"/>
+              <w:left w:val="single" w:color="999999" w:sz="4"/>
+              <w:bottom w:val="single" w:color="999999" w:sz="4"/>
+              <w:right w:val="single" w:color="999999" w:sz="4"/>
+            </w:tcBorders>
+            <w:shd w:fill="E8E8E8" w:val="clear"/>
+          </w:tcPr>
+          <w:p>
+            <w:r>
+              <w:rPr>
+                <w:b w:val="0"/>
+              </w:rPr>
+              <w:t>Standards for Small Healthcare Organisations</w:t>
+            </w:r>
+          </w:p>
+        </w:tc>
+      </w:tr>
+    </w:tbl>
+    <w:p>
+      <w:pPr>
+        <w:pStyle w:val="Heading1"/>
+        <w:spacing w:after="120" w:before="280"/>
+      </w:pPr>
+      <w:r>
+        <w:t>11. Traceability to NABH SHCO 3rd Edition PSQ.3</w:t>
+      </w:r>
+    </w:p>
+    <w:p>
+      <w:pPr>
+        <w:spacing w:after="120"/>
+      </w:pPr>
+      <w:r>
+        <w:rPr>
+          <w:i/>
+          <w:iCs/>
+          <w:sz w:val="20"/>
+          <w:szCs w:val="20"/>
+        </w:rPr>
+        <w:t xml:space="preserve">This table is an index. It is not how the policy is organised.</w:t>
+      </w:r>
+    </w:p>
     <w:tbl>
       <w:tblPr>
         <w:tblW w:type="pct" w:w="100%"/>
@@ -2887,448 +3329,6 @@
         </w:tc>
       </w:tr>
     </w:tbl>
-    <w:p>
-      <w:pPr>
-        <w:pStyle w:val="Heading1"/>
-        <w:spacing w:after="120" w:before="280"/>
-      </w:pPr>
-      <w:r>
-        <w:t>9. Distribution</w:t>
-      </w:r>
-    </w:p>
-    <w:p>
-      <w:pPr>
-        <w:spacing w:after="140"/>
-      </w:pPr>
-      <w:r>
-        <w:rPr>
-          <w:sz w:val="22"/>
-          <w:szCs w:val="22"/>
-        </w:rPr>
-        <w:t xml:space="preserve">Official master copy: office of the Medical Superintendent, «Hospital Name», with the Quality Coordinator.</w:t>
-      </w:r>
-    </w:p>
-    <w:p>
-      <w:pPr>
-        <w:spacing w:after="140"/>
-      </w:pPr>
-      <w:r>
-        <w:rPr>
-          <w:sz w:val="22"/>
-          <w:szCs w:val="22"/>
-        </w:rPr>
-        <w:t xml:space="preserve">Copies issued to: patient-safety / QI committee members; department heads; nursing administration; all clinical areas.</w:t>
-      </w:r>
-    </w:p>
-    <w:p>
-      <w:pPr>
-        <w:spacing w:after="140"/>
-      </w:pPr>
-      <w:r>
-        <w:rPr>
-          <w:sz w:val="22"/>
-          <w:szCs w:val="22"/>
-        </w:rPr>
-        <w:t xml:space="preserve">The current version is available to all staff at the «quality office policy file» and, if the hospital keeps an intranet, at «staff intranet / policies».</w:t>
-      </w:r>
-    </w:p>
-    <w:p>
-      <w:pPr>
-        <w:spacing w:after="140"/>
-      </w:pPr>
-      <w:r>
-        <w:rPr>
-          <w:sz w:val="22"/>
-          <w:szCs w:val="22"/>
-        </w:rPr>
-        <w:t xml:space="preserve">When a new version is issued, take old copies out of use.</w:t>
-      </w:r>
-    </w:p>
-    <w:p>
-      <w:pPr>
-        <w:pStyle w:val="Heading1"/>
-        <w:spacing w:after="120" w:before="280"/>
-      </w:pPr>
-      <w:r>
-        <w:t>10. Abbreviations</w:t>
-      </w:r>
-    </w:p>
-    <w:tbl>
-      <w:tblPr>
-        <w:tblW w:type="pct" w:w="100%"/>
-        <w:tblBorders>
-          <w:top w:val="single" w:color="auto" w:sz="4"/>
-          <w:left w:val="single" w:color="auto" w:sz="4"/>
-          <w:bottom w:val="single" w:color="auto" w:sz="4"/>
-          <w:right w:val="single" w:color="auto" w:sz="4"/>
-          <w:insideH w:val="single" w:color="auto" w:sz="4"/>
-          <w:insideV w:val="single" w:color="auto" w:sz="4"/>
-        </w:tblBorders>
-      </w:tblPr>
-      <w:tblGrid>
-        <w:gridCol w:w="100"/>
-        <w:gridCol w:w="100"/>
-      </w:tblGrid>
-      <w:tr>
-        <w:tc>
-          <w:tcPr>
-            <w:tcW w:type="pct" w:w="22%"/>
-            <w:tcBorders>
-              <w:top w:val="single" w:color="999999" w:sz="4"/>
-              <w:left w:val="single" w:color="999999" w:sz="4"/>
-              <w:bottom w:val="single" w:color="999999" w:sz="4"/>
-              <w:right w:val="single" w:color="999999" w:sz="4"/>
-            </w:tcBorders>
-            <w:shd w:fill="E8E8E8" w:val="clear"/>
-          </w:tcPr>
-          <w:p>
-            <w:r>
-              <w:rPr>
-                <w:b/>
-              </w:rPr>
-              <w:t>Abbreviation</w:t>
-            </w:r>
-          </w:p>
-        </w:tc>
-        <w:tc>
-          <w:tcPr>
-            <w:tcW w:type="pct" w:w="22%"/>
-            <w:tcBorders>
-              <w:top w:val="single" w:color="999999" w:sz="4"/>
-              <w:left w:val="single" w:color="999999" w:sz="4"/>
-              <w:bottom w:val="single" w:color="999999" w:sz="4"/>
-              <w:right w:val="single" w:color="999999" w:sz="4"/>
-            </w:tcBorders>
-            <w:shd w:fill="E8E8E8" w:val="clear"/>
-          </w:tcPr>
-          <w:p>
-            <w:r>
-              <w:rPr>
-                <w:b/>
-              </w:rPr>
-              <w:t>Meaning</w:t>
-            </w:r>
-          </w:p>
-        </w:tc>
-      </w:tr>
-      <w:tr>
-        <w:tc>
-          <w:tcPr>
-            <w:tcW w:type="pct" w:w="22%"/>
-            <w:tcBorders>
-              <w:top w:val="single" w:color="999999" w:sz="4"/>
-              <w:left w:val="single" w:color="999999" w:sz="4"/>
-              <w:bottom w:val="single" w:color="999999" w:sz="4"/>
-              <w:right w:val="single" w:color="999999" w:sz="4"/>
-            </w:tcBorders>
-            <w:shd w:fill="E8E8E8" w:val="clear"/>
-          </w:tcPr>
-          <w:p>
-            <w:r>
-              <w:rPr>
-                <w:b w:val="0"/>
-              </w:rPr>
-              <w:t>CAPA</w:t>
-            </w:r>
-          </w:p>
-        </w:tc>
-        <w:tc>
-          <w:tcPr>
-            <w:tcW w:type="pct" w:w="22%"/>
-            <w:tcBorders>
-              <w:top w:val="single" w:color="999999" w:sz="4"/>
-              <w:left w:val="single" w:color="999999" w:sz="4"/>
-              <w:bottom w:val="single" w:color="999999" w:sz="4"/>
-              <w:right w:val="single" w:color="999999" w:sz="4"/>
-            </w:tcBorders>
-            <w:shd w:fill="E8E8E8" w:val="clear"/>
-          </w:tcPr>
-          <w:p>
-            <w:r>
-              <w:rPr>
-                <w:b w:val="0"/>
-              </w:rPr>
-              <w:t>corrective and preventive action</w:t>
-            </w:r>
-          </w:p>
-        </w:tc>
-      </w:tr>
-      <w:tr>
-        <w:tc>
-          <w:tcPr>
-            <w:tcW w:type="pct" w:w="22%"/>
-            <w:tcBorders>
-              <w:top w:val="single" w:color="999999" w:sz="4"/>
-              <w:left w:val="single" w:color="999999" w:sz="4"/>
-              <w:bottom w:val="single" w:color="999999" w:sz="4"/>
-              <w:right w:val="single" w:color="999999" w:sz="4"/>
-            </w:tcBorders>
-            <w:shd w:fill="E8E8E8" w:val="clear"/>
-          </w:tcPr>
-          <w:p>
-            <w:r>
-              <w:rPr>
-                <w:b w:val="0"/>
-              </w:rPr>
-              <w:t>NABH</w:t>
-            </w:r>
-          </w:p>
-        </w:tc>
-        <w:tc>
-          <w:tcPr>
-            <w:tcW w:type="pct" w:w="22%"/>
-            <w:tcBorders>
-              <w:top w:val="single" w:color="999999" w:sz="4"/>
-              <w:left w:val="single" w:color="999999" w:sz="4"/>
-              <w:bottom w:val="single" w:color="999999" w:sz="4"/>
-              <w:right w:val="single" w:color="999999" w:sz="4"/>
-            </w:tcBorders>
-            <w:shd w:fill="E8E8E8" w:val="clear"/>
-          </w:tcPr>
-          <w:p>
-            <w:r>
-              <w:rPr>
-                <w:b w:val="0"/>
-              </w:rPr>
-              <w:t>National Accreditation Board for Hospitals and Healthcare Providers</w:t>
-            </w:r>
-          </w:p>
-        </w:tc>
-      </w:tr>
-      <w:tr>
-        <w:tc>
-          <w:tcPr>
-            <w:tcW w:type="pct" w:w="22%"/>
-            <w:tcBorders>
-              <w:top w:val="single" w:color="999999" w:sz="4"/>
-              <w:left w:val="single" w:color="999999" w:sz="4"/>
-              <w:bottom w:val="single" w:color="999999" w:sz="4"/>
-              <w:right w:val="single" w:color="999999" w:sz="4"/>
-            </w:tcBorders>
-            <w:shd w:fill="E8E8E8" w:val="clear"/>
-          </w:tcPr>
-          <w:p>
-            <w:r>
-              <w:rPr>
-                <w:b w:val="0"/>
-              </w:rPr>
-              <w:t>OE</w:t>
-            </w:r>
-          </w:p>
-        </w:tc>
-        <w:tc>
-          <w:tcPr>
-            <w:tcW w:type="pct" w:w="22%"/>
-            <w:tcBorders>
-              <w:top w:val="single" w:color="999999" w:sz="4"/>
-              <w:left w:val="single" w:color="999999" w:sz="4"/>
-              <w:bottom w:val="single" w:color="999999" w:sz="4"/>
-              <w:right w:val="single" w:color="999999" w:sz="4"/>
-            </w:tcBorders>
-            <w:shd w:fill="E8E8E8" w:val="clear"/>
-          </w:tcPr>
-          <w:p>
-            <w:r>
-              <w:rPr>
-                <w:b w:val="0"/>
-              </w:rPr>
-              <w:t>objective element</w:t>
-            </w:r>
-          </w:p>
-        </w:tc>
-      </w:tr>
-      <w:tr>
-        <w:tc>
-          <w:tcPr>
-            <w:tcW w:type="pct" w:w="22%"/>
-            <w:tcBorders>
-              <w:top w:val="single" w:color="999999" w:sz="4"/>
-              <w:left w:val="single" w:color="999999" w:sz="4"/>
-              <w:bottom w:val="single" w:color="999999" w:sz="4"/>
-              <w:right w:val="single" w:color="999999" w:sz="4"/>
-            </w:tcBorders>
-            <w:shd w:fill="E8E8E8" w:val="clear"/>
-          </w:tcPr>
-          <w:p>
-            <w:r>
-              <w:rPr>
-                <w:b w:val="0"/>
-              </w:rPr>
-              <w:t>PDSA</w:t>
-            </w:r>
-          </w:p>
-        </w:tc>
-        <w:tc>
-          <w:tcPr>
-            <w:tcW w:type="pct" w:w="22%"/>
-            <w:tcBorders>
-              <w:top w:val="single" w:color="999999" w:sz="4"/>
-              <w:left w:val="single" w:color="999999" w:sz="4"/>
-              <w:bottom w:val="single" w:color="999999" w:sz="4"/>
-              <w:right w:val="single" w:color="999999" w:sz="4"/>
-            </w:tcBorders>
-            <w:shd w:fill="E8E8E8" w:val="clear"/>
-          </w:tcPr>
-          <w:p>
-            <w:r>
-              <w:rPr>
-                <w:b w:val="0"/>
-              </w:rPr>
-              <w:t>Plan-Do-Study-Act</w:t>
-            </w:r>
-          </w:p>
-        </w:tc>
-      </w:tr>
-      <w:tr>
-        <w:tc>
-          <w:tcPr>
-            <w:tcW w:type="pct" w:w="22%"/>
-            <w:tcBorders>
-              <w:top w:val="single" w:color="999999" w:sz="4"/>
-              <w:left w:val="single" w:color="999999" w:sz="4"/>
-              <w:bottom w:val="single" w:color="999999" w:sz="4"/>
-              <w:right w:val="single" w:color="999999" w:sz="4"/>
-            </w:tcBorders>
-            <w:shd w:fill="E8E8E8" w:val="clear"/>
-          </w:tcPr>
-          <w:p>
-            <w:r>
-              <w:rPr>
-                <w:b w:val="0"/>
-              </w:rPr>
-              <w:t>PSQ</w:t>
-            </w:r>
-          </w:p>
-        </w:tc>
-        <w:tc>
-          <w:tcPr>
-            <w:tcW w:type="pct" w:w="22%"/>
-            <w:tcBorders>
-              <w:top w:val="single" w:color="999999" w:sz="4"/>
-              <w:left w:val="single" w:color="999999" w:sz="4"/>
-              <w:bottom w:val="single" w:color="999999" w:sz="4"/>
-              <w:right w:val="single" w:color="999999" w:sz="4"/>
-            </w:tcBorders>
-            <w:shd w:fill="E8E8E8" w:val="clear"/>
-          </w:tcPr>
-          <w:p>
-            <w:r>
-              <w:rPr>
-                <w:b w:val="0"/>
-              </w:rPr>
-              <w:t>Patient Safety and Quality Improvement (NABH SHCO chapter 9)</w:t>
-            </w:r>
-          </w:p>
-        </w:tc>
-      </w:tr>
-      <w:tr>
-        <w:tc>
-          <w:tcPr>
-            <w:tcW w:type="pct" w:w="22%"/>
-            <w:tcBorders>
-              <w:top w:val="single" w:color="999999" w:sz="4"/>
-              <w:left w:val="single" w:color="999999" w:sz="4"/>
-              <w:bottom w:val="single" w:color="999999" w:sz="4"/>
-              <w:right w:val="single" w:color="999999" w:sz="4"/>
-            </w:tcBorders>
-            <w:shd w:fill="E8E8E8" w:val="clear"/>
-          </w:tcPr>
-          <w:p>
-            <w:r>
-              <w:rPr>
-                <w:b w:val="0"/>
-              </w:rPr>
-              <w:t>QI</w:t>
-            </w:r>
-          </w:p>
-        </w:tc>
-        <w:tc>
-          <w:tcPr>
-            <w:tcW w:type="pct" w:w="22%"/>
-            <w:tcBorders>
-              <w:top w:val="single" w:color="999999" w:sz="4"/>
-              <w:left w:val="single" w:color="999999" w:sz="4"/>
-              <w:bottom w:val="single" w:color="999999" w:sz="4"/>
-              <w:right w:val="single" w:color="999999" w:sz="4"/>
-            </w:tcBorders>
-            <w:shd w:fill="E8E8E8" w:val="clear"/>
-          </w:tcPr>
-          <w:p>
-            <w:r>
-              <w:rPr>
-                <w:b w:val="0"/>
-              </w:rPr>
-              <w:t>quality improvement</w:t>
-            </w:r>
-          </w:p>
-        </w:tc>
-      </w:tr>
-      <w:tr>
-        <w:tc>
-          <w:tcPr>
-            <w:tcW w:type="pct" w:w="22%"/>
-            <w:tcBorders>
-              <w:top w:val="single" w:color="999999" w:sz="4"/>
-              <w:left w:val="single" w:color="999999" w:sz="4"/>
-              <w:bottom w:val="single" w:color="999999" w:sz="4"/>
-              <w:right w:val="single" w:color="999999" w:sz="4"/>
-            </w:tcBorders>
-            <w:shd w:fill="E8E8E8" w:val="clear"/>
-          </w:tcPr>
-          <w:p>
-            <w:r>
-              <w:rPr>
-                <w:b w:val="0"/>
-              </w:rPr>
-              <w:t>SHCO</w:t>
-            </w:r>
-          </w:p>
-        </w:tc>
-        <w:tc>
-          <w:tcPr>
-            <w:tcW w:type="pct" w:w="22%"/>
-            <w:tcBorders>
-              <w:top w:val="single" w:color="999999" w:sz="4"/>
-              <w:left w:val="single" w:color="999999" w:sz="4"/>
-              <w:bottom w:val="single" w:color="999999" w:sz="4"/>
-              <w:right w:val="single" w:color="999999" w:sz="4"/>
-            </w:tcBorders>
-            <w:shd w:fill="E8E8E8" w:val="clear"/>
-          </w:tcPr>
-          <w:p>
-            <w:r>
-              <w:rPr>
-                <w:b w:val="0"/>
-              </w:rPr>
-              <w:t>Standards for Small Healthcare Organisations</w:t>
-            </w:r>
-          </w:p>
-        </w:tc>
-      </w:tr>
-    </w:tbl>
-    <w:p>
-      <w:pPr>
-        <w:pStyle w:val="Heading1"/>
-        <w:spacing w:after="120" w:before="280"/>
-      </w:pPr>
-      <w:r>
-        <w:t>11. Traceability to NABH SHCO 3rd Edition PSQ.3</w:t>
-      </w:r>
-    </w:p>
-    <w:p>
-      <w:pPr>
-        <w:spacing w:after="120"/>
-      </w:pPr>
-      <w:r>
-        <w:rPr>
-          <w:i/>
-          <w:iCs/>
-          <w:sz w:val="20"/>
-          <w:szCs w:val="20"/>
-        </w:rPr>
-        <w:t xml:space="preserve">This table is an index. It is not how the policy is organised.</w:t>
-      </w:r>
-    </w:p>
     <w:p>
       <w:pPr>
         <w:pStyle w:val="Heading1"/>
